--- a/p6/submission/mrq_package/03_cover_letter.docx
+++ b/p6/submission/mrq_package/03_cover_letter.docx
@@ -7,7 +7,7 @@
         <w:pStyle w:val="FirstParagraph"/>
       </w:pPr>
       <w:r>
-        <w:t xml:space="preserve">14 May 2026</w:t>
+        <w:t xml:space="preserve">Q4 2026</w:t>
       </w:r>
     </w:p>
     <w:p>
@@ -15,42 +15,41 @@
         <w:pStyle w:val="BodyText"/>
       </w:pPr>
       <w:r>
-        <w:t xml:space="preserve">The Editor-in-Chief</w:t>
-      </w:r>
-      <w:r>
-        <w:t xml:space="preserve"> </w:t>
-      </w:r>
-      <w:r>
-        <w:rPr>
-          <w:iCs/>
-          <w:i/>
-        </w:rPr>
-        <w:t xml:space="preserve">International Business Review</w:t>
-      </w:r>
-      <w:r>
-        <w:t xml:space="preserve"> </w:t>
-      </w:r>
-      <w:r>
-        <w:t xml:space="preserve">Elsevier</w:t>
-      </w:r>
-    </w:p>
-    <w:p>
-      <w:r>
-        <w:pict>
-          <v:rect style="width:0;height:1.5pt" o:hralign="center" o:hrstd="t" o:hr="t"/>
-        </w:pict>
-      </w:r>
-    </w:p>
-    <w:p>
-      <w:pPr>
-        <w:pStyle w:val="FirstParagraph"/>
+        <w:t xml:space="preserve">The Editors-in-Chief</w:t>
+      </w:r>
+      <w:r>
+        <w:t xml:space="preserve"> </w:t>
+      </w:r>
+      <w:r>
+        <w:rPr>
+          <w:iCs/>
+          <w:i/>
+        </w:rPr>
+        <w:t xml:space="preserve">Management Review Quarterly</w:t>
+      </w:r>
+      <w:r>
+        <w:t xml:space="preserve"> </w:t>
+      </w:r>
+      <w:r>
+        <w:t xml:space="preserve">Springer</w:t>
+      </w:r>
+    </w:p>
+    <w:p>
+      <w:pPr>
+        <w:pStyle w:val="BodyText"/>
       </w:pPr>
       <w:r>
         <w:rPr>
           <w:bCs/>
           <w:b/>
         </w:rPr>
-        <w:t xml:space="preserve">Submission of Manuscript: "Does Country Context Shape the Internationalization–Performance Link? A Three-Level Meta-Analytic Investigation of Digital Adoption, Institutional Regimes, and the Digital Paradox Lifecycle"</w:t>
+        <w:t xml:space="preserve">Submission of Manuscript:</w:t>
+      </w:r>
+      <w:r>
+        <w:t xml:space="preserve"> </w:t>
+      </w:r>
+      <w:r>
+        <w:t xml:space="preserve">"Institutional Context, Digital Adoption, and the Internationalization–Performance Relationship: A Three-Level Meta-Analysis"</w:t>
       </w:r>
     </w:p>
     <w:p>
@@ -58,7 +57,7 @@
         <w:pStyle w:val="BodyText"/>
       </w:pPr>
       <w:r>
-        <w:t xml:space="preserve">Dear Editor-in-Chief,</w:t>
+        <w:t xml:space="preserve">Dear Editors-in-Chief,</w:t>
       </w:r>
     </w:p>
     <w:p>
@@ -66,23 +65,49 @@
         <w:pStyle w:val="BodyText"/>
       </w:pPr>
       <w:r>
-        <w:t xml:space="preserve">We are pleased to submit the above manuscript for consideration for publication in</w:t>
-      </w:r>
-      <w:r>
-        <w:t xml:space="preserve"> </w:t>
-      </w:r>
-      <w:r>
-        <w:rPr>
-          <w:iCs/>
-          <w:i/>
-        </w:rPr>
-        <w:t xml:space="preserve">International Business Review</w:t>
-      </w:r>
-      <w:r>
-        <w:t xml:space="preserve"> </w:t>
-      </w:r>
-      <w:r>
-        <w:t xml:space="preserve">(IBR). The manuscript presents a three-level meta-analytic regression analysis (MARA) of the internationalization–performance (I→P) relationship, examining three theoretically grounded moderators — country-level digital adoption (cDAI), institutional context regime (ICRV), and Digital Paradox Lifecycle (DPL) phase — that no prior meta-analysis of I→P has examined.</w:t>
+        <w:t xml:space="preserve">We are pleased to submit the above manuscript for consideration in</w:t>
+      </w:r>
+      <w:r>
+        <w:t xml:space="preserve"> </w:t>
+      </w:r>
+      <w:r>
+        <w:rPr>
+          <w:iCs/>
+          <w:i/>
+        </w:rPr>
+        <w:t xml:space="preserve">Management Review Quarterly</w:t>
+      </w:r>
+      <w:r>
+        <w:t xml:space="preserve">. The paper reports a pre-registered, three-level meta-analytic regression analysis (MARA) of the internationalization–performance (I-P) relationship across a globally representative corpus of</w:t>
+      </w:r>
+      <w:r>
+        <w:t xml:space="preserve"> </w:t>
+      </w:r>
+      <w:r>
+        <w:rPr>
+          <w:iCs/>
+          <w:i/>
+        </w:rPr>
+        <w:t xml:space="preserve">k</w:t>
+      </w:r>
+      <w:r>
+        <w:t xml:space="preserve"> </w:t>
+      </w:r>
+      <w:r>
+        <w:t xml:space="preserve">= 238 studies (</w:t>
+      </w:r>
+      <w:r>
+        <w:rPr>
+          <w:iCs/>
+          <w:i/>
+        </w:rPr>
+        <w:t xml:space="preserve">K</w:t>
+      </w:r>
+      <w:r>
+        <w:t xml:space="preserve"> </w:t>
+      </w:r>
+      <w:r>
+        <w:t xml:space="preserve">= 288 effect sizes) from 49 economies. It tests three theoretically grounded, previously untested moderators — country-level digital adoption (cDAI), institutional context regime (ICRV), and Digital Paradox Lifecycle (DPL) phase — and, in doing so, surfaces a field-level finding about the integrity of the accumulated I-P evidence base.</w:t>
       </w:r>
     </w:p>
     <w:p>
@@ -94,28 +119,13 @@
           <w:bCs/>
           <w:b/>
         </w:rPr>
-        <w:t xml:space="preserve">Relevance to IBR</w:t>
-      </w:r>
-    </w:p>
-    <w:p>
-      <w:pPr>
-        <w:pStyle w:val="BodyText"/>
-      </w:pPr>
-      <w:r>
-        <w:t xml:space="preserve">The study addresses IBR's core focus on the determinants of firm performance in cross-border activity. The I→P relationship is the most meta-analyzed question in international business, yet consistent positive pooled effects mask</w:t>
-      </w:r>
-      <w:r>
-        <w:t xml:space="preserve"> </w:t>
-      </w:r>
-      <w:r>
-        <w:rPr>
-          <w:iCs/>
-          <w:i/>
-        </w:rPr>
-        <w:t xml:space="preserve">I</w:t>
-      </w:r>
-      <w:r>
-        <w:t xml:space="preserve">² exceeding 80% — signaling that context, not a universal mechanism, drives outcomes. We contribute a first three-level MARA that decomposes heterogeneity into within-study and between-study components, identifying country-level digital infrastructure and institutional quality as the dominant sources of variability. The Asia-Pacific regional focus spans the widest institutional spectrum globally — from Singapore's Advanced-Innovation environment to frontier economies — making it the most institutionally heterogeneous meta-analytic sample assembled for I→P research to date.</w:t>
+        <w:t xml:space="preserve">Relevance to Management Review Quarterly.</w:t>
+      </w:r>
+      <w:r>
+        <w:t xml:space="preserve"> </w:t>
+      </w:r>
+      <w:r>
+        <w:t xml:space="preserve">MRQ's mandate is rigorous systematic reviews and meta-analyses that consolidate and critically appraise a body of evidence. The I-P relationship is the most meta-analyzed question in international business, yet pooled positive effects coexist with substantial heterogeneity. Our contribution is methodological and corrective rather than confirmatory: we apply a three-level model with full PRISMA 2020 reporting and OSF pre-registration, and we quantify how much of the literature's apparent signal survives a formal publication-bias correction.</w:t>
       </w:r>
     </w:p>
     <w:p>
@@ -127,7 +137,7 @@
           <w:bCs/>
           <w:b/>
         </w:rPr>
-        <w:t xml:space="preserve">Key Contributions</w:t>
+        <w:t xml:space="preserve">Key contributions.</w:t>
       </w:r>
     </w:p>
     <w:p>
@@ -135,7 +145,69 @@
         <w:pStyle w:val="BodyText"/>
       </w:pPr>
       <w:r>
-        <w:t xml:space="preserve">First, this is the first three-level MARA applied to the I→P literature. Building on Cheung (2014) and Van den Noortgate et al. (2013), three-level decomposition reveals that approximately 65% of total heterogeneity resides between studies (Level-3 variance), confirming that country-level moderators — not within-study design variation — drive the dominant share of effect-size dispersion. This methodological advance resolves a long-standing limitation of two-level random-effects meta-analyses in IB.</w:t>
+        <w:t xml:space="preserve">First, this is the first three-level MARA applied to the I-P literature. Decomposing total heterogeneity (</w:t>
+      </w:r>
+      <w:r>
+        <w:rPr>
+          <w:iCs/>
+          <w:i/>
+        </w:rPr>
+        <w:t xml:space="preserve">I</w:t>
+      </w:r>
+      <w:r>
+        <w:t xml:space="preserve">² = 62.4%) shows that the dominant share is</w:t>
+      </w:r>
+      <w:r>
+        <w:t xml:space="preserve"> </w:t>
+      </w:r>
+      <w:r>
+        <w:rPr>
+          <w:iCs/>
+          <w:i/>
+        </w:rPr>
+        <w:t xml:space="preserve">within</w:t>
+      </w:r>
+      <w:r>
+        <w:t xml:space="preserve">-study (Level-2</w:t>
+      </w:r>
+      <w:r>
+        <w:t xml:space="preserve"> </w:t>
+      </w:r>
+      <w:r>
+        <w:rPr>
+          <w:iCs/>
+          <w:i/>
+        </w:rPr>
+        <w:t xml:space="preserve">I</w:t>
+      </w:r>
+      <w:r>
+        <w:t xml:space="preserve">² = 54.1%) rather than</w:t>
+      </w:r>
+      <w:r>
+        <w:t xml:space="preserve"> </w:t>
+      </w:r>
+      <w:r>
+        <w:rPr>
+          <w:iCs/>
+          <w:i/>
+        </w:rPr>
+        <w:t xml:space="preserve">between</w:t>
+      </w:r>
+      <w:r>
+        <w:t xml:space="preserve">-study (Level-3</w:t>
+      </w:r>
+      <w:r>
+        <w:t xml:space="preserve"> </w:t>
+      </w:r>
+      <w:r>
+        <w:rPr>
+          <w:iCs/>
+          <w:i/>
+        </w:rPr>
+        <w:t xml:space="preserve">I</w:t>
+      </w:r>
+      <w:r>
+        <w:t xml:space="preserve">² = 8.4%) — evidence that effect-size dispersion is driven more by within-paper design variation than by between-country contextual differences, which reframes how the field should interpret I-P heterogeneity.</w:t>
       </w:r>
     </w:p>
     <w:p>
@@ -143,7 +215,23 @@
         <w:pStyle w:val="BodyText"/>
       </w:pPr>
       <w:r>
-        <w:t xml:space="preserve">Second, the ICRV 5-regime taxonomy provides the first institution-theoretic contingency framework tested meta-analytically for Asia-Pacific I→P. The ICRV gradient is significant (</w:t>
+        <w:t xml:space="preserve">Second, this is the first pre-registered meta-analytic test of ICRV institutional regime, national digital adoption (cDAI), and Digital Paradox Lifecycle phase as moderators of I-P. The hypothesized contingencies are largely</w:t>
+      </w:r>
+      <w:r>
+        <w:t xml:space="preserve"> </w:t>
+      </w:r>
+      <w:r>
+        <w:rPr>
+          <w:iCs/>
+          <w:i/>
+        </w:rPr>
+        <w:t xml:space="preserve">not</w:t>
+      </w:r>
+      <w:r>
+        <w:t xml:space="preserve"> </w:t>
+      </w:r>
+      <w:r>
+        <w:t xml:space="preserve">supported: the ICRV between-regime test is statistically significant (</w:t>
       </w:r>
       <w:r>
         <w:rPr>
@@ -153,7 +241,7 @@
         <w:t xml:space="preserve">Q</w:t>
       </w:r>
       <w:r>
-        <w:t xml:space="preserve">_M = 18.4,</w:t>
+        <w:t xml:space="preserve">_M = 17.35,</w:t>
       </w:r>
       <w:r>
         <w:t xml:space="preserve"> </w:t>
@@ -185,55 +273,59 @@
         <w:t xml:space="preserve"> </w:t>
       </w:r>
       <w:r>
-        <w:t xml:space="preserve">= .001): Advanced-Innovation contexts (Singapore, Hong Kong, South Korea, Japan, Australia) yield</w:t>
-      </w:r>
-      <w:r>
-        <w:t xml:space="preserve"> </w:t>
-      </w:r>
-      <w:r>
-        <w:rPr>
-          <w:iCs/>
-          <w:i/>
-        </w:rPr>
-        <w:t xml:space="preserve">r̄</w:t>
-      </w:r>
-      <w:r>
-        <w:t xml:space="preserve"> </w:t>
-      </w:r>
-      <w:r>
-        <w:t xml:space="preserve">= 0.21, while Frontier contexts yield</w:t>
-      </w:r>
-      <w:r>
-        <w:t xml:space="preserve"> </w:t>
-      </w:r>
-      <w:r>
-        <w:rPr>
-          <w:iCs/>
-          <w:i/>
-        </w:rPr>
-        <w:t xml:space="preserve">r̄</w:t>
-      </w:r>
-      <w:r>
-        <w:t xml:space="preserve"> </w:t>
-      </w:r>
-      <w:r>
-        <w:t xml:space="preserve">= −0.02. This establishes that institutional quality is not merely a control variable but a</w:t>
-      </w:r>
-      <w:r>
-        <w:t xml:space="preserve"> </w:t>
-      </w:r>
-      <w:r>
-        <w:rPr>
-          <w:iCs/>
-          <w:i/>
-        </w:rPr>
-        <w:t xml:space="preserve">boundary condition</w:t>
-      </w:r>
-      <w:r>
-        <w:t xml:space="preserve"> </w:t>
-      </w:r>
-      <w:r>
-        <w:t xml:space="preserve">for the sign and magnitude of the I→P relationship.</w:t>
+        <w:t xml:space="preserve">= .002) but reflects single- versus multi-country study composition rather than a monotone institutional gradient, while cDAI (</w:t>
+      </w:r>
+      <w:r>
+        <w:rPr>
+          <w:iCs/>
+          <w:i/>
+        </w:rPr>
+        <w:t xml:space="preserve">Q</w:t>
+      </w:r>
+      <w:r>
+        <w:t xml:space="preserve">_M = 1.23,</w:t>
+      </w:r>
+      <w:r>
+        <w:t xml:space="preserve"> </w:t>
+      </w:r>
+      <w:r>
+        <w:rPr>
+          <w:iCs/>
+          <w:i/>
+        </w:rPr>
+        <w:t xml:space="preserve">p</w:t>
+      </w:r>
+      <w:r>
+        <w:t xml:space="preserve"> </w:t>
+      </w:r>
+      <w:r>
+        <w:t xml:space="preserve">= .541) and DPL phase (</w:t>
+      </w:r>
+      <w:r>
+        <w:rPr>
+          <w:iCs/>
+          <w:i/>
+        </w:rPr>
+        <w:t xml:space="preserve">Q</w:t>
+      </w:r>
+      <w:r>
+        <w:t xml:space="preserve">_M = 0.56,</w:t>
+      </w:r>
+      <w:r>
+        <w:t xml:space="preserve"> </w:t>
+      </w:r>
+      <w:r>
+        <w:rPr>
+          <w:iCs/>
+          <w:i/>
+        </w:rPr>
+        <w:t xml:space="preserve">p</w:t>
+      </w:r>
+      <w:r>
+        <w:t xml:space="preserve"> </w:t>
+      </w:r>
+      <w:r>
+        <w:t xml:space="preserve">= .755) are non-significant. These transparent null results bound the conditions under which country-level digital and institutional contingencies could operate.</w:t>
       </w:r>
     </w:p>
     <w:p>
@@ -241,7 +333,55 @@
         <w:pStyle w:val="BodyText"/>
       </w:pPr>
       <w:r>
-        <w:t xml:space="preserve">Third, cDAI and DPL phase interact to produce a productivity J-curve consistent with Brynjolfsson et al.'s (2021) digital-era analogy. The amplification effect of national digital infrastructure (β_cDAI = +0.089,</w:t>
+        <w:t xml:space="preserve">Third — and most consequentially — the analysis documents substantial publication bias. Trim-and-fill imputes</w:t>
+      </w:r>
+      <w:r>
+        <w:t xml:space="preserve"> </w:t>
+      </w:r>
+      <w:r>
+        <w:rPr>
+          <w:iCs/>
+          <w:i/>
+        </w:rPr>
+        <w:t xml:space="preserve">k</w:t>
+      </w:r>
+      <w:r>
+        <w:t xml:space="preserve"> </w:t>
+      </w:r>
+      <w:r>
+        <w:t xml:space="preserve">= 58 missing studies and cuts the pooled effect from</w:t>
+      </w:r>
+      <w:r>
+        <w:t xml:space="preserve"> </w:t>
+      </w:r>
+      <w:r>
+        <w:rPr>
+          <w:iCs/>
+          <w:i/>
+        </w:rPr>
+        <w:t xml:space="preserve">r</w:t>
+      </w:r>
+      <w:r>
+        <w:t xml:space="preserve"> </w:t>
+      </w:r>
+      <w:r>
+        <w:t xml:space="preserve">= .074 to</w:t>
+      </w:r>
+      <w:r>
+        <w:t xml:space="preserve"> </w:t>
+      </w:r>
+      <w:r>
+        <w:rPr>
+          <w:iCs/>
+          <w:i/>
+        </w:rPr>
+        <w:t xml:space="preserve">r</w:t>
+      </w:r>
+      <w:r>
+        <w:t xml:space="preserve"> </w:t>
+      </w:r>
+      <w:r>
+        <w:t xml:space="preserve">= .035, an implied ~53% attenuation (Begg's</w:t>
       </w:r>
       <w:r>
         <w:t xml:space="preserve"> </w:t>
@@ -257,7 +397,23 @@
         <w:t xml:space="preserve"> </w:t>
       </w:r>
       <w:r>
-        <w:t xml:space="preserve">= .024) is concentrated in the DPL Follow phase (post-2014), when platform-based trade coordination reaches the maturity threshold necessary to compress coordination costs. This is the first meta-analytic evidence that temporal digitization context moderates I→P.</w:t>
+        <w:t xml:space="preserve">&lt; .001; Egger's</w:t>
+      </w:r>
+      <w:r>
+        <w:t xml:space="preserve"> </w:t>
+      </w:r>
+      <w:r>
+        <w:rPr>
+          <w:iCs/>
+          <w:i/>
+        </w:rPr>
+        <w:t xml:space="preserve">p</w:t>
+      </w:r>
+      <w:r>
+        <w:t xml:space="preserve"> </w:t>
+      </w:r>
+      <w:r>
+        <w:t xml:space="preserve">= .057). Read as a corrective contribution, this indicates that four decades of I-P evidence may be materially inflated by publication selection, and it suggests that the field's unresolved heterogeneity reflects selection processes more than the contextual moderators commonly invoked.</w:t>
       </w:r>
     </w:p>
     <w:p>
@@ -269,15 +425,24 @@
           <w:bCs/>
           <w:b/>
         </w:rPr>
-        <w:t xml:space="preserve">Originality and Conflicts of Interest</w:t>
-      </w:r>
-    </w:p>
-    <w:p>
-      <w:pPr>
-        <w:pStyle w:val="BodyText"/>
-      </w:pPr>
-      <w:r>
-        <w:t xml:space="preserve">This manuscript is original, has not been published previously, and is not under consideration for publication elsewhere. All authors have approved the manuscript and agree to its submission. The authors declare no conflict of interest. This research received no specific grant from any funding agency in the public, commercial, or not-for-profit sectors.</w:t>
+        <w:t xml:space="preserve">Originality and conflicts of interest.</w:t>
+      </w:r>
+      <w:r>
+        <w:t xml:space="preserve"> </w:t>
+      </w:r>
+      <w:r>
+        <w:t xml:space="preserve">This manuscript is original, has not been published previously, and is not under consideration elsewhere. Both authors approved the submission. The authors declare no conflict of interest, and the research received no specific grant from any funding agency in the public, commercial, or not-for-profit sectors. Pre-registration, data, and replication code (R/metafor, with an independent Python cross-check) are openly available on OSF (</w:t>
+      </w:r>
+      <w:hyperlink r:id="rId20">
+        <w:r>
+          <w:rPr>
+            <w:rStyle w:val="Hyperlink"/>
+          </w:rPr>
+          <w:t xml:space="preserve">https://osf.io/z37kn</w:t>
+        </w:r>
+      </w:hyperlink>
+      <w:r>
+        <w:t xml:space="preserve">).</w:t>
       </w:r>
     </w:p>
     <w:p>
@@ -289,7 +454,7 @@
           <w:bCs/>
           <w:b/>
         </w:rPr>
-        <w:t xml:space="preserve">Manuscript Classification</w:t>
+        <w:t xml:space="preserve">Manuscript classification.</w:t>
       </w:r>
     </w:p>
     <w:p>
@@ -301,7 +466,7 @@
         <w:pStyle w:val="Compact"/>
       </w:pPr>
       <w:r>
-        <w:t xml:space="preserve">Paper type: Research article (meta-analysis)</w:t>
+        <w:t xml:space="preserve">Paper type: Research article (systematic meta-analysis)</w:t>
       </w:r>
     </w:p>
     <w:p>
@@ -313,7 +478,7 @@
         <w:pStyle w:val="Compact"/>
       </w:pPr>
       <w:r>
-        <w:t xml:space="preserve">Word count (main text, excluding abstract, references, tables, and figures): approximately 8,000 words</w:t>
+        <w:t xml:space="preserve">Length: approximately 14,900 words including appendices</w:t>
       </w:r>
     </w:p>
     <w:p>
@@ -335,7 +500,17 @@
         <w:t xml:space="preserve">k</w:t>
       </w:r>
       <w:r>
-        <w:t xml:space="preserve">): 235 primary studies; approximately 385 effect sizes</w:t>
+        <w:t xml:space="preserve">): 238; effect sizes (</w:t>
+      </w:r>
+      <w:r>
+        <w:rPr>
+          <w:iCs/>
+          <w:i/>
+        </w:rPr>
+        <w:t xml:space="preserve">K</w:t>
+      </w:r>
+      <w:r>
+        <w:t xml:space="preserve">): 288; economies: 49</w:t>
       </w:r>
     </w:p>
     <w:p>
@@ -347,19 +522,7 @@
         <w:pStyle w:val="Compact"/>
       </w:pPr>
       <w:r>
-        <w:t xml:space="preserve">Keywords: internationalization–performance; meta-analysis; three-level model; digital adoption; institutional context; ICRV; Digital Paradox Lifecycle; Asia-Pacific</w:t>
-      </w:r>
-    </w:p>
-    <w:p>
-      <w:pPr>
-        <w:numPr>
-          <w:ilvl w:val="0"/>
-          <w:numId w:val="1001"/>
-        </w:numPr>
-        <w:pStyle w:val="Compact"/>
-      </w:pPr>
-      <w:r>
-        <w:t xml:space="preserve">JEL classification: F23, O33, C83, O53</w:t>
+        <w:t xml:space="preserve">Keywords: internationalization–performance; meta-analysis; three-level model; digital adoption; institutional context; ICRV; Digital Paradox Lifecycle; global</w:t>
       </w:r>
     </w:p>
     <w:p>
@@ -367,7 +530,7 @@
         <w:pStyle w:val="FirstParagraph"/>
       </w:pPr>
       <w:r>
-        <w:t xml:space="preserve">We hope the manuscript will be of strong interest to IBR's readership and look forward to the review process.</w:t>
+        <w:t xml:space="preserve">We hope the manuscript will be of interest to MRQ's readership and look forward to the review process.</w:t>
       </w:r>
     </w:p>
     <w:p>
@@ -383,23 +546,13 @@
         <w:pStyle w:val="BodyText"/>
       </w:pPr>
       <w:r>
-        <w:rPr>
-          <w:bCs/>
-          <w:b/>
-        </w:rPr>
-        <w:t xml:space="preserve">Đỗ Thùy Hương (Do Thuy Huong)</w:t>
-      </w:r>
-      <w:r>
-        <w:t xml:space="preserve"> </w:t>
-      </w:r>
-      <w:r>
-        <w:t xml:space="preserve">PhD Candidate</w:t>
-      </w:r>
-      <w:r>
-        <w:t xml:space="preserve"> </w:t>
-      </w:r>
-      <w:r>
-        <w:t xml:space="preserve">College of Economics, Can Tho University (CTU), Vietnam</w:t>
+        <w:t xml:space="preserve">Đỗ Thị Thúy Hương (Do Thi Thuy Huong)</w:t>
+      </w:r>
+      <w:r>
+        <w:t xml:space="preserve"> </w:t>
+      </w:r>
+      <w:r>
+        <w:t xml:space="preserve">PhD Candidate, College of Economics, Can Tho University (CTU), Vietnam</w:t>
       </w:r>
       <w:r>
         <w:t xml:space="preserve"> </w:t>
@@ -410,7 +563,7 @@
       <w:r>
         <w:t xml:space="preserve"> </w:t>
       </w:r>
-      <w:hyperlink r:id="rId20">
+      <w:hyperlink r:id="rId21">
         <w:r>
           <w:rPr>
             <w:rStyle w:val="Hyperlink"/>
@@ -430,33 +583,13 @@
         <w:pStyle w:val="BodyText"/>
       </w:pPr>
       <w:r>
-        <w:rPr>
-          <w:bCs/>
-          <w:b/>
-        </w:rPr>
         <w:t xml:space="preserve">PGS.TS. Phan Anh Tú (Phan Anh Tu)</w:t>
       </w:r>
       <w:r>
         <w:t xml:space="preserve"> </w:t>
       </w:r>
       <w:r>
-        <w:t xml:space="preserve">Associate Professor, College of Economics</w:t>
-      </w:r>
-      <w:r>
-        <w:t xml:space="preserve"> </w:t>
-      </w:r>
-      <w:r>
-        <w:t xml:space="preserve">Can Tho University (CTU), Vietnam</w:t>
-      </w:r>
-      <w:r>
-        <w:t xml:space="preserve"> </w:t>
-      </w:r>
-      <w:r>
-        <w:rPr>
-          <w:iCs/>
-          <w:i/>
-        </w:rPr>
-        <w:t xml:space="preserve">Corresponding author</w:t>
+        <w:t xml:space="preserve">Associate Professor, College of Economics, Can Tho University (CTU), Vietnam — Corresponding author</w:t>
       </w:r>
       <w:r>
         <w:t xml:space="preserve"> </w:t>
@@ -467,7 +600,7 @@
       <w:r>
         <w:t xml:space="preserve"> </w:t>
       </w:r>
-      <w:hyperlink r:id="rId21">
+      <w:hyperlink r:id="rId22">
         <w:r>
           <w:rPr>
             <w:rStyle w:val="Hyperlink"/>
@@ -1327,13 +1460,15 @@
     <w:link w:val="VerbatimChar"/>
     <w:pPr>
       <w:wordWrap w:val="off"/>
+      <w:shd w:val="clear" w:fill="f8f8f8"/>
     </w:pPr>
   </w:style>
   <w:style w:type="character" w:customStyle="1" w:styleId="KeywordTok">
     <w:name w:val="KeywordTok"/>
     <w:basedOn w:val="VerbatimChar"/>
     <w:rPr>
-      <w:color w:val="007020"/>
+      <w:color w:val="204a87"/>
+      <w:shd w:val="clear" w:fill="f8f8f8"/>
       <w:b/>
     </w:rPr>
   </w:style>
@@ -1341,85 +1476,96 @@
     <w:name w:val="DataTypeTok"/>
     <w:basedOn w:val="VerbatimChar"/>
     <w:rPr>
-      <w:color w:val="902000"/>
+      <w:color w:val="204a87"/>
+      <w:shd w:val="clear" w:fill="f8f8f8"/>
     </w:rPr>
   </w:style>
   <w:style w:type="character" w:customStyle="1" w:styleId="DecValTok">
     <w:name w:val="DecValTok"/>
     <w:basedOn w:val="VerbatimChar"/>
     <w:rPr>
-      <w:color w:val="40a070"/>
+      <w:color w:val="0000cf"/>
+      <w:shd w:val="clear" w:fill="f8f8f8"/>
     </w:rPr>
   </w:style>
   <w:style w:type="character" w:customStyle="1" w:styleId="BaseNTok">
     <w:name w:val="BaseNTok"/>
     <w:basedOn w:val="VerbatimChar"/>
     <w:rPr>
-      <w:color w:val="40a070"/>
+      <w:color w:val="0000cf"/>
+      <w:shd w:val="clear" w:fill="f8f8f8"/>
     </w:rPr>
   </w:style>
   <w:style w:type="character" w:customStyle="1" w:styleId="FloatTok">
     <w:name w:val="FloatTok"/>
     <w:basedOn w:val="VerbatimChar"/>
     <w:rPr>
-      <w:color w:val="40a070"/>
+      <w:color w:val="0000cf"/>
+      <w:shd w:val="clear" w:fill="f8f8f8"/>
     </w:rPr>
   </w:style>
   <w:style w:type="character" w:customStyle="1" w:styleId="ConstantTok">
     <w:name w:val="ConstantTok"/>
     <w:basedOn w:val="VerbatimChar"/>
     <w:rPr>
-      <w:color w:val="880000"/>
+      <w:color w:val="8f5902"/>
+      <w:shd w:val="clear" w:fill="f8f8f8"/>
     </w:rPr>
   </w:style>
   <w:style w:type="character" w:customStyle="1" w:styleId="CharTok">
     <w:name w:val="CharTok"/>
     <w:basedOn w:val="VerbatimChar"/>
     <w:rPr>
-      <w:color w:val="4070a0"/>
+      <w:color w:val="4e9a06"/>
+      <w:shd w:val="clear" w:fill="f8f8f8"/>
     </w:rPr>
   </w:style>
   <w:style w:type="character" w:customStyle="1" w:styleId="SpecialCharTok">
     <w:name w:val="SpecialCharTok"/>
     <w:basedOn w:val="VerbatimChar"/>
     <w:rPr>
-      <w:color w:val="4070a0"/>
+      <w:color w:val="ce5c00"/>
+      <w:shd w:val="clear" w:fill="f8f8f8"/>
+      <w:b/>
     </w:rPr>
   </w:style>
   <w:style w:type="character" w:customStyle="1" w:styleId="StringTok">
     <w:name w:val="StringTok"/>
     <w:basedOn w:val="VerbatimChar"/>
     <w:rPr>
-      <w:color w:val="4070a0"/>
+      <w:color w:val="4e9a06"/>
+      <w:shd w:val="clear" w:fill="f8f8f8"/>
     </w:rPr>
   </w:style>
   <w:style w:type="character" w:customStyle="1" w:styleId="VerbatimStringTok">
     <w:name w:val="VerbatimStringTok"/>
     <w:basedOn w:val="VerbatimChar"/>
     <w:rPr>
-      <w:color w:val="4070a0"/>
+      <w:color w:val="4e9a06"/>
+      <w:shd w:val="clear" w:fill="f8f8f8"/>
     </w:rPr>
   </w:style>
   <w:style w:type="character" w:customStyle="1" w:styleId="SpecialStringTok">
     <w:name w:val="SpecialStringTok"/>
     <w:basedOn w:val="VerbatimChar"/>
     <w:rPr>
-      <w:color w:val="bb6688"/>
+      <w:color w:val="4e9a06"/>
+      <w:shd w:val="clear" w:fill="f8f8f8"/>
     </w:rPr>
   </w:style>
   <w:style w:type="character" w:customStyle="1" w:styleId="ImportTok">
     <w:name w:val="ImportTok"/>
     <w:basedOn w:val="VerbatimChar"/>
     <w:rPr>
-      <w:color w:val="008000"/>
-      <w:b/>
+      <w:shd w:val="clear" w:fill="f8f8f8"/>
     </w:rPr>
   </w:style>
   <w:style w:type="character" w:customStyle="1" w:styleId="CommentTok">
     <w:name w:val="CommentTok"/>
     <w:basedOn w:val="VerbatimChar"/>
     <w:rPr>
-      <w:color w:val="60a0b0"/>
+      <w:color w:val="8f5902"/>
+      <w:shd w:val="clear" w:fill="f8f8f8"/>
       <w:i/>
     </w:rPr>
   </w:style>
@@ -1427,7 +1573,9 @@
     <w:name w:val="DocumentationTok"/>
     <w:basedOn w:val="VerbatimChar"/>
     <w:rPr>
-      <w:color w:val="ba2121"/>
+      <w:color w:val="8f5902"/>
+      <w:shd w:val="clear" w:fill="f8f8f8"/>
+      <w:b/>
       <w:i/>
     </w:rPr>
   </w:style>
@@ -1435,7 +1583,8 @@
     <w:name w:val="AnnotationTok"/>
     <w:basedOn w:val="VerbatimChar"/>
     <w:rPr>
-      <w:color w:val="60a0b0"/>
+      <w:color w:val="8f5902"/>
+      <w:shd w:val="clear" w:fill="f8f8f8"/>
       <w:b/>
       <w:i/>
     </w:rPr>
@@ -1444,7 +1593,8 @@
     <w:name w:val="CommentVarTok"/>
     <w:basedOn w:val="VerbatimChar"/>
     <w:rPr>
-      <w:color w:val="60a0b0"/>
+      <w:color w:val="8f5902"/>
+      <w:shd w:val="clear" w:fill="f8f8f8"/>
       <w:b/>
       <w:i/>
     </w:rPr>
@@ -1453,28 +1603,33 @@
     <w:name w:val="OtherTok"/>
     <w:basedOn w:val="VerbatimChar"/>
     <w:rPr>
-      <w:color w:val="007020"/>
+      <w:color w:val="8f5902"/>
+      <w:shd w:val="clear" w:fill="f8f8f8"/>
     </w:rPr>
   </w:style>
   <w:style w:type="character" w:customStyle="1" w:styleId="FunctionTok">
     <w:name w:val="FunctionTok"/>
     <w:basedOn w:val="VerbatimChar"/>
     <w:rPr>
-      <w:color w:val="06287e"/>
+      <w:color w:val="204a87"/>
+      <w:shd w:val="clear" w:fill="f8f8f8"/>
+      <w:b/>
     </w:rPr>
   </w:style>
   <w:style w:type="character" w:customStyle="1" w:styleId="VariableTok">
     <w:name w:val="VariableTok"/>
     <w:basedOn w:val="VerbatimChar"/>
     <w:rPr>
-      <w:color w:val="19177c"/>
+      <w:color w:val="000000"/>
+      <w:shd w:val="clear" w:fill="f8f8f8"/>
     </w:rPr>
   </w:style>
   <w:style w:type="character" w:customStyle="1" w:styleId="ControlFlowTok">
     <w:name w:val="ControlFlowTok"/>
     <w:basedOn w:val="VerbatimChar"/>
     <w:rPr>
-      <w:color w:val="007020"/>
+      <w:color w:val="204a87"/>
+      <w:shd w:val="clear" w:fill="f8f8f8"/>
       <w:b/>
     </w:rPr>
   </w:style>
@@ -1482,45 +1637,55 @@
     <w:name w:val="OperatorTok"/>
     <w:basedOn w:val="VerbatimChar"/>
     <w:rPr>
-      <w:color w:val="666666"/>
+      <w:color w:val="ce5c00"/>
+      <w:shd w:val="clear" w:fill="f8f8f8"/>
+      <w:b/>
     </w:rPr>
   </w:style>
   <w:style w:type="character" w:customStyle="1" w:styleId="BuiltInTok">
     <w:name w:val="BuiltInTok"/>
     <w:basedOn w:val="VerbatimChar"/>
     <w:rPr>
-      <w:color w:val="008000"/>
+      <w:shd w:val="clear" w:fill="f8f8f8"/>
     </w:rPr>
   </w:style>
   <w:style w:type="character" w:customStyle="1" w:styleId="ExtensionTok">
     <w:name w:val="ExtensionTok"/>
     <w:basedOn w:val="VerbatimChar"/>
-    <w:rPr/>
+    <w:rPr>
+      <w:shd w:val="clear" w:fill="f8f8f8"/>
+    </w:rPr>
   </w:style>
   <w:style w:type="character" w:customStyle="1" w:styleId="PreprocessorTok">
     <w:name w:val="PreprocessorTok"/>
     <w:basedOn w:val="VerbatimChar"/>
     <w:rPr>
-      <w:color w:val="bc7a00"/>
+      <w:color w:val="8f5902"/>
+      <w:shd w:val="clear" w:fill="f8f8f8"/>
+      <w:i/>
     </w:rPr>
   </w:style>
   <w:style w:type="character" w:customStyle="1" w:styleId="AttributeTok">
     <w:name w:val="AttributeTok"/>
     <w:basedOn w:val="VerbatimChar"/>
     <w:rPr>
-      <w:color w:val="7d9029"/>
+      <w:color w:val="204a87"/>
+      <w:shd w:val="clear" w:fill="f8f8f8"/>
     </w:rPr>
   </w:style>
   <w:style w:type="character" w:customStyle="1" w:styleId="RegionMarkerTok">
     <w:name w:val="RegionMarkerTok"/>
     <w:basedOn w:val="VerbatimChar"/>
-    <w:rPr/>
+    <w:rPr>
+      <w:shd w:val="clear" w:fill="f8f8f8"/>
+    </w:rPr>
   </w:style>
   <w:style w:type="character" w:customStyle="1" w:styleId="InformationTok">
     <w:name w:val="InformationTok"/>
     <w:basedOn w:val="VerbatimChar"/>
     <w:rPr>
-      <w:color w:val="60a0b0"/>
+      <w:color w:val="8f5902"/>
+      <w:shd w:val="clear" w:fill="f8f8f8"/>
       <w:b/>
       <w:i/>
     </w:rPr>
@@ -1529,7 +1694,8 @@
     <w:name w:val="WarningTok"/>
     <w:basedOn w:val="VerbatimChar"/>
     <w:rPr>
-      <w:color w:val="60a0b0"/>
+      <w:color w:val="8f5902"/>
+      <w:shd w:val="clear" w:fill="f8f8f8"/>
       <w:b/>
       <w:i/>
     </w:rPr>
@@ -1538,22 +1704,25 @@
     <w:name w:val="AlertTok"/>
     <w:basedOn w:val="VerbatimChar"/>
     <w:rPr>
-      <w:color w:val="ff0000"/>
-      <w:b/>
+      <w:color w:val="ef2929"/>
+      <w:shd w:val="clear" w:fill="f8f8f8"/>
     </w:rPr>
   </w:style>
   <w:style w:type="character" w:customStyle="1" w:styleId="ErrorTok">
     <w:name w:val="ErrorTok"/>
     <w:basedOn w:val="VerbatimChar"/>
     <w:rPr>
-      <w:color w:val="ff0000"/>
+      <w:color w:val="a40000"/>
+      <w:shd w:val="clear" w:fill="f8f8f8"/>
       <w:b/>
     </w:rPr>
   </w:style>
   <w:style w:type="character" w:customStyle="1" w:styleId="NormalTok">
     <w:name w:val="NormalTok"/>
     <w:basedOn w:val="VerbatimChar"/>
-    <w:rPr/>
+    <w:rPr>
+      <w:shd w:val="clear" w:fill="f8f8f8"/>
+    </w:rPr>
   </w:style>
 </w:styles>
 </file>

--- a/p6/submission/mrq_package/03_cover_letter.docx
+++ b/p6/submission/mrq_package/03_cover_letter.docx
@@ -155,7 +155,7 @@
         <w:t xml:space="preserve">I</w:t>
       </w:r>
       <w:r>
-        <w:t xml:space="preserve">² = 62.4%) shows that the dominant share is</w:t>
+        <w:t xml:space="preserve">² = 87.8%) shows that the dominant share is</w:t>
       </w:r>
       <w:r>
         <w:t xml:space="preserve"> </w:t>
@@ -181,7 +181,7 @@
         <w:t xml:space="preserve">I</w:t>
       </w:r>
       <w:r>
-        <w:t xml:space="preserve">² = 54.1%) rather than</w:t>
+        <w:t xml:space="preserve">² = 76.1%) rather than</w:t>
       </w:r>
       <w:r>
         <w:t xml:space="preserve"> </w:t>
@@ -207,7 +207,7 @@
         <w:t xml:space="preserve">I</w:t>
       </w:r>
       <w:r>
-        <w:t xml:space="preserve">² = 8.4%) — evidence that effect-size dispersion is driven more by within-paper design variation than by between-country contextual differences, which reframes how the field should interpret I-P heterogeneity.</w:t>
+        <w:t xml:space="preserve">² = 11.8%) — evidence that effect-size dispersion is driven more by within-paper design variation than by between-country contextual differences, which reframes how the field should interpret I-P heterogeneity.</w:t>
       </w:r>
     </w:p>
     <w:p>

--- a/p6/submission/mrq_package/03_cover_letter.docx
+++ b/p6/submission/mrq_package/03_cover_letter.docx
@@ -546,13 +546,13 @@
         <w:pStyle w:val="BodyText"/>
       </w:pPr>
       <w:r>
-        <w:t xml:space="preserve">Đỗ Thị Thúy Hương (Do Thi Thuy Huong)</w:t>
-      </w:r>
-      <w:r>
-        <w:t xml:space="preserve"> </w:t>
-      </w:r>
-      <w:r>
-        <w:t xml:space="preserve">PhD Candidate, College of Economics, Can Tho University (CTU), Vietnam</w:t>
+        <w:t xml:space="preserve">Đỗ Thùy Hương (Do Thuy Huong)</w:t>
+      </w:r>
+      <w:r>
+        <w:t xml:space="preserve"> </w:t>
+      </w:r>
+      <w:r>
+        <w:t xml:space="preserve">PhD Candidate, School of Economics, Can Tho University (CTU), Vietnam</w:t>
       </w:r>
       <w:r>
         <w:t xml:space="preserve"> </w:t>
@@ -568,7 +568,7 @@
           <w:rPr>
             <w:rStyle w:val="Hyperlink"/>
           </w:rPr>
-          <w:t xml:space="preserve">huongp1323001@gstudent.ctu.edu.vn</w:t>
+          <w:t xml:space="preserve">thuyhuongctu@gmail.com</w:t>
         </w:r>
       </w:hyperlink>
       <w:r>
@@ -589,7 +589,7 @@
         <w:t xml:space="preserve"> </w:t>
       </w:r>
       <w:r>
-        <w:t xml:space="preserve">Associate Professor, College of Economics, Can Tho University (CTU), Vietnam — Corresponding author</w:t>
+        <w:t xml:space="preserve">Associate Professor, School of Economics, Can Tho University (CTU), Vietnam — Corresponding author</w:t>
       </w:r>
       <w:r>
         <w:t xml:space="preserve"> </w:t>
@@ -1460,15 +1460,13 @@
     <w:link w:val="VerbatimChar"/>
     <w:pPr>
       <w:wordWrap w:val="off"/>
-      <w:shd w:val="clear" w:fill="f8f8f8"/>
     </w:pPr>
   </w:style>
   <w:style w:type="character" w:customStyle="1" w:styleId="KeywordTok">
     <w:name w:val="KeywordTok"/>
     <w:basedOn w:val="VerbatimChar"/>
     <w:rPr>
-      <w:color w:val="204a87"/>
-      <w:shd w:val="clear" w:fill="f8f8f8"/>
+      <w:color w:val="007020"/>
       <w:b/>
     </w:rPr>
   </w:style>
@@ -1476,96 +1474,85 @@
     <w:name w:val="DataTypeTok"/>
     <w:basedOn w:val="VerbatimChar"/>
     <w:rPr>
-      <w:color w:val="204a87"/>
-      <w:shd w:val="clear" w:fill="f8f8f8"/>
+      <w:color w:val="902000"/>
     </w:rPr>
   </w:style>
   <w:style w:type="character" w:customStyle="1" w:styleId="DecValTok">
     <w:name w:val="DecValTok"/>
     <w:basedOn w:val="VerbatimChar"/>
     <w:rPr>
-      <w:color w:val="0000cf"/>
-      <w:shd w:val="clear" w:fill="f8f8f8"/>
+      <w:color w:val="40a070"/>
     </w:rPr>
   </w:style>
   <w:style w:type="character" w:customStyle="1" w:styleId="BaseNTok">
     <w:name w:val="BaseNTok"/>
     <w:basedOn w:val="VerbatimChar"/>
     <w:rPr>
-      <w:color w:val="0000cf"/>
-      <w:shd w:val="clear" w:fill="f8f8f8"/>
+      <w:color w:val="40a070"/>
     </w:rPr>
   </w:style>
   <w:style w:type="character" w:customStyle="1" w:styleId="FloatTok">
     <w:name w:val="FloatTok"/>
     <w:basedOn w:val="VerbatimChar"/>
     <w:rPr>
-      <w:color w:val="0000cf"/>
-      <w:shd w:val="clear" w:fill="f8f8f8"/>
+      <w:color w:val="40a070"/>
     </w:rPr>
   </w:style>
   <w:style w:type="character" w:customStyle="1" w:styleId="ConstantTok">
     <w:name w:val="ConstantTok"/>
     <w:basedOn w:val="VerbatimChar"/>
     <w:rPr>
-      <w:color w:val="8f5902"/>
-      <w:shd w:val="clear" w:fill="f8f8f8"/>
+      <w:color w:val="880000"/>
     </w:rPr>
   </w:style>
   <w:style w:type="character" w:customStyle="1" w:styleId="CharTok">
     <w:name w:val="CharTok"/>
     <w:basedOn w:val="VerbatimChar"/>
     <w:rPr>
-      <w:color w:val="4e9a06"/>
-      <w:shd w:val="clear" w:fill="f8f8f8"/>
+      <w:color w:val="4070a0"/>
     </w:rPr>
   </w:style>
   <w:style w:type="character" w:customStyle="1" w:styleId="SpecialCharTok">
     <w:name w:val="SpecialCharTok"/>
     <w:basedOn w:val="VerbatimChar"/>
     <w:rPr>
-      <w:color w:val="ce5c00"/>
-      <w:shd w:val="clear" w:fill="f8f8f8"/>
-      <w:b/>
+      <w:color w:val="4070a0"/>
     </w:rPr>
   </w:style>
   <w:style w:type="character" w:customStyle="1" w:styleId="StringTok">
     <w:name w:val="StringTok"/>
     <w:basedOn w:val="VerbatimChar"/>
     <w:rPr>
-      <w:color w:val="4e9a06"/>
-      <w:shd w:val="clear" w:fill="f8f8f8"/>
+      <w:color w:val="4070a0"/>
     </w:rPr>
   </w:style>
   <w:style w:type="character" w:customStyle="1" w:styleId="VerbatimStringTok">
     <w:name w:val="VerbatimStringTok"/>
     <w:basedOn w:val="VerbatimChar"/>
     <w:rPr>
-      <w:color w:val="4e9a06"/>
-      <w:shd w:val="clear" w:fill="f8f8f8"/>
+      <w:color w:val="4070a0"/>
     </w:rPr>
   </w:style>
   <w:style w:type="character" w:customStyle="1" w:styleId="SpecialStringTok">
     <w:name w:val="SpecialStringTok"/>
     <w:basedOn w:val="VerbatimChar"/>
     <w:rPr>
-      <w:color w:val="4e9a06"/>
-      <w:shd w:val="clear" w:fill="f8f8f8"/>
+      <w:color w:val="bb6688"/>
     </w:rPr>
   </w:style>
   <w:style w:type="character" w:customStyle="1" w:styleId="ImportTok">
     <w:name w:val="ImportTok"/>
     <w:basedOn w:val="VerbatimChar"/>
     <w:rPr>
-      <w:shd w:val="clear" w:fill="f8f8f8"/>
+      <w:color w:val="008000"/>
+      <w:b/>
     </w:rPr>
   </w:style>
   <w:style w:type="character" w:customStyle="1" w:styleId="CommentTok">
     <w:name w:val="CommentTok"/>
     <w:basedOn w:val="VerbatimChar"/>
     <w:rPr>
-      <w:color w:val="8f5902"/>
-      <w:shd w:val="clear" w:fill="f8f8f8"/>
+      <w:color w:val="60a0b0"/>
       <w:i/>
     </w:rPr>
   </w:style>
@@ -1573,156 +1560,133 @@
     <w:name w:val="DocumentationTok"/>
     <w:basedOn w:val="VerbatimChar"/>
     <w:rPr>
-      <w:color w:val="8f5902"/>
-      <w:shd w:val="clear" w:fill="f8f8f8"/>
+      <w:color w:val="ba2121"/>
+      <w:i/>
+    </w:rPr>
+  </w:style>
+  <w:style w:type="character" w:customStyle="1" w:styleId="AnnotationTok">
+    <w:name w:val="AnnotationTok"/>
+    <w:basedOn w:val="VerbatimChar"/>
+    <w:rPr>
+      <w:color w:val="60a0b0"/>
       <w:b/>
       <w:i/>
     </w:rPr>
   </w:style>
-  <w:style w:type="character" w:customStyle="1" w:styleId="AnnotationTok">
-    <w:name w:val="AnnotationTok"/>
-    <w:basedOn w:val="VerbatimChar"/>
-    <w:rPr>
-      <w:color w:val="8f5902"/>
-      <w:shd w:val="clear" w:fill="f8f8f8"/>
+  <w:style w:type="character" w:customStyle="1" w:styleId="CommentVarTok">
+    <w:name w:val="CommentVarTok"/>
+    <w:basedOn w:val="VerbatimChar"/>
+    <w:rPr>
+      <w:color w:val="60a0b0"/>
       <w:b/>
       <w:i/>
     </w:rPr>
   </w:style>
-  <w:style w:type="character" w:customStyle="1" w:styleId="CommentVarTok">
-    <w:name w:val="CommentVarTok"/>
-    <w:basedOn w:val="VerbatimChar"/>
-    <w:rPr>
-      <w:color w:val="8f5902"/>
-      <w:shd w:val="clear" w:fill="f8f8f8"/>
+  <w:style w:type="character" w:customStyle="1" w:styleId="OtherTok">
+    <w:name w:val="OtherTok"/>
+    <w:basedOn w:val="VerbatimChar"/>
+    <w:rPr>
+      <w:color w:val="007020"/>
+    </w:rPr>
+  </w:style>
+  <w:style w:type="character" w:customStyle="1" w:styleId="FunctionTok">
+    <w:name w:val="FunctionTok"/>
+    <w:basedOn w:val="VerbatimChar"/>
+    <w:rPr>
+      <w:color w:val="06287e"/>
+    </w:rPr>
+  </w:style>
+  <w:style w:type="character" w:customStyle="1" w:styleId="VariableTok">
+    <w:name w:val="VariableTok"/>
+    <w:basedOn w:val="VerbatimChar"/>
+    <w:rPr>
+      <w:color w:val="19177c"/>
+    </w:rPr>
+  </w:style>
+  <w:style w:type="character" w:customStyle="1" w:styleId="ControlFlowTok">
+    <w:name w:val="ControlFlowTok"/>
+    <w:basedOn w:val="VerbatimChar"/>
+    <w:rPr>
+      <w:color w:val="007020"/>
+      <w:b/>
+    </w:rPr>
+  </w:style>
+  <w:style w:type="character" w:customStyle="1" w:styleId="OperatorTok">
+    <w:name w:val="OperatorTok"/>
+    <w:basedOn w:val="VerbatimChar"/>
+    <w:rPr>
+      <w:color w:val="666666"/>
+    </w:rPr>
+  </w:style>
+  <w:style w:type="character" w:customStyle="1" w:styleId="BuiltInTok">
+    <w:name w:val="BuiltInTok"/>
+    <w:basedOn w:val="VerbatimChar"/>
+    <w:rPr>
+      <w:color w:val="008000"/>
+    </w:rPr>
+  </w:style>
+  <w:style w:type="character" w:customStyle="1" w:styleId="ExtensionTok">
+    <w:name w:val="ExtensionTok"/>
+    <w:basedOn w:val="VerbatimChar"/>
+    <w:rPr/>
+  </w:style>
+  <w:style w:type="character" w:customStyle="1" w:styleId="PreprocessorTok">
+    <w:name w:val="PreprocessorTok"/>
+    <w:basedOn w:val="VerbatimChar"/>
+    <w:rPr>
+      <w:color w:val="bc7a00"/>
+    </w:rPr>
+  </w:style>
+  <w:style w:type="character" w:customStyle="1" w:styleId="AttributeTok">
+    <w:name w:val="AttributeTok"/>
+    <w:basedOn w:val="VerbatimChar"/>
+    <w:rPr>
+      <w:color w:val="7d9029"/>
+    </w:rPr>
+  </w:style>
+  <w:style w:type="character" w:customStyle="1" w:styleId="RegionMarkerTok">
+    <w:name w:val="RegionMarkerTok"/>
+    <w:basedOn w:val="VerbatimChar"/>
+    <w:rPr/>
+  </w:style>
+  <w:style w:type="character" w:customStyle="1" w:styleId="InformationTok">
+    <w:name w:val="InformationTok"/>
+    <w:basedOn w:val="VerbatimChar"/>
+    <w:rPr>
+      <w:color w:val="60a0b0"/>
       <w:b/>
       <w:i/>
     </w:rPr>
   </w:style>
-  <w:style w:type="character" w:customStyle="1" w:styleId="OtherTok">
-    <w:name w:val="OtherTok"/>
-    <w:basedOn w:val="VerbatimChar"/>
-    <w:rPr>
-      <w:color w:val="8f5902"/>
-      <w:shd w:val="clear" w:fill="f8f8f8"/>
-    </w:rPr>
-  </w:style>
-  <w:style w:type="character" w:customStyle="1" w:styleId="FunctionTok">
-    <w:name w:val="FunctionTok"/>
-    <w:basedOn w:val="VerbatimChar"/>
-    <w:rPr>
-      <w:color w:val="204a87"/>
-      <w:shd w:val="clear" w:fill="f8f8f8"/>
-      <w:b/>
-    </w:rPr>
-  </w:style>
-  <w:style w:type="character" w:customStyle="1" w:styleId="VariableTok">
-    <w:name w:val="VariableTok"/>
-    <w:basedOn w:val="VerbatimChar"/>
-    <w:rPr>
-      <w:color w:val="000000"/>
-      <w:shd w:val="clear" w:fill="f8f8f8"/>
-    </w:rPr>
-  </w:style>
-  <w:style w:type="character" w:customStyle="1" w:styleId="ControlFlowTok">
-    <w:name w:val="ControlFlowTok"/>
-    <w:basedOn w:val="VerbatimChar"/>
-    <w:rPr>
-      <w:color w:val="204a87"/>
-      <w:shd w:val="clear" w:fill="f8f8f8"/>
-      <w:b/>
-    </w:rPr>
-  </w:style>
-  <w:style w:type="character" w:customStyle="1" w:styleId="OperatorTok">
-    <w:name w:val="OperatorTok"/>
-    <w:basedOn w:val="VerbatimChar"/>
-    <w:rPr>
-      <w:color w:val="ce5c00"/>
-      <w:shd w:val="clear" w:fill="f8f8f8"/>
-      <w:b/>
-    </w:rPr>
-  </w:style>
-  <w:style w:type="character" w:customStyle="1" w:styleId="BuiltInTok">
-    <w:name w:val="BuiltInTok"/>
-    <w:basedOn w:val="VerbatimChar"/>
-    <w:rPr>
-      <w:shd w:val="clear" w:fill="f8f8f8"/>
-    </w:rPr>
-  </w:style>
-  <w:style w:type="character" w:customStyle="1" w:styleId="ExtensionTok">
-    <w:name w:val="ExtensionTok"/>
-    <w:basedOn w:val="VerbatimChar"/>
-    <w:rPr>
-      <w:shd w:val="clear" w:fill="f8f8f8"/>
-    </w:rPr>
-  </w:style>
-  <w:style w:type="character" w:customStyle="1" w:styleId="PreprocessorTok">
-    <w:name w:val="PreprocessorTok"/>
-    <w:basedOn w:val="VerbatimChar"/>
-    <w:rPr>
-      <w:color w:val="8f5902"/>
-      <w:shd w:val="clear" w:fill="f8f8f8"/>
-      <w:i/>
-    </w:rPr>
-  </w:style>
-  <w:style w:type="character" w:customStyle="1" w:styleId="AttributeTok">
-    <w:name w:val="AttributeTok"/>
-    <w:basedOn w:val="VerbatimChar"/>
-    <w:rPr>
-      <w:color w:val="204a87"/>
-      <w:shd w:val="clear" w:fill="f8f8f8"/>
-    </w:rPr>
-  </w:style>
-  <w:style w:type="character" w:customStyle="1" w:styleId="RegionMarkerTok">
-    <w:name w:val="RegionMarkerTok"/>
-    <w:basedOn w:val="VerbatimChar"/>
-    <w:rPr>
-      <w:shd w:val="clear" w:fill="f8f8f8"/>
-    </w:rPr>
-  </w:style>
-  <w:style w:type="character" w:customStyle="1" w:styleId="InformationTok">
-    <w:name w:val="InformationTok"/>
-    <w:basedOn w:val="VerbatimChar"/>
-    <w:rPr>
-      <w:color w:val="8f5902"/>
-      <w:shd w:val="clear" w:fill="f8f8f8"/>
+  <w:style w:type="character" w:customStyle="1" w:styleId="WarningTok">
+    <w:name w:val="WarningTok"/>
+    <w:basedOn w:val="VerbatimChar"/>
+    <w:rPr>
+      <w:color w:val="60a0b0"/>
       <w:b/>
       <w:i/>
     </w:rPr>
   </w:style>
-  <w:style w:type="character" w:customStyle="1" w:styleId="WarningTok">
-    <w:name w:val="WarningTok"/>
-    <w:basedOn w:val="VerbatimChar"/>
-    <w:rPr>
-      <w:color w:val="8f5902"/>
-      <w:shd w:val="clear" w:fill="f8f8f8"/>
-      <w:b/>
-      <w:i/>
-    </w:rPr>
-  </w:style>
   <w:style w:type="character" w:customStyle="1" w:styleId="AlertTok">
     <w:name w:val="AlertTok"/>
     <w:basedOn w:val="VerbatimChar"/>
     <w:rPr>
-      <w:color w:val="ef2929"/>
-      <w:shd w:val="clear" w:fill="f8f8f8"/>
+      <w:color w:val="ff0000"/>
+      <w:b/>
     </w:rPr>
   </w:style>
   <w:style w:type="character" w:customStyle="1" w:styleId="ErrorTok">
     <w:name w:val="ErrorTok"/>
     <w:basedOn w:val="VerbatimChar"/>
     <w:rPr>
-      <w:color w:val="a40000"/>
-      <w:shd w:val="clear" w:fill="f8f8f8"/>
+      <w:color w:val="ff0000"/>
       <w:b/>
     </w:rPr>
   </w:style>
   <w:style w:type="character" w:customStyle="1" w:styleId="NormalTok">
     <w:name w:val="NormalTok"/>
     <w:basedOn w:val="VerbatimChar"/>
-    <w:rPr>
-      <w:shd w:val="clear" w:fill="f8f8f8"/>
-    </w:rPr>
+    <w:rPr/>
   </w:style>
 </w:styles>
 </file>
